--- a/internal_doc/03.开发设计/CI/CI支持mysql编译run包.docx
+++ b/internal_doc/03.开发设计/CI/CI支持mysql编译run包.docx
@@ -2167,6 +2167,84 @@
           <w:rFonts w:hint="eastAsia"/>
         </w:rPr>
         <w:t>驱动</w:t>
+      </w:r>
+      <w:r>
+        <w:rPr>
+          <w:rFonts w:hint="eastAsia"/>
+        </w:rPr>
+        <w:t>(</w:t>
+      </w:r>
+      <w:r>
+        <w:rPr>
+          <w:rFonts w:hint="eastAsia"/>
+        </w:rPr>
+        <w:t>默认</w:t>
+      </w:r>
+      <w:r>
+        <w:rPr>
+          <w:rFonts w:hint="eastAsia"/>
+        </w:rPr>
+        <w:t>debug</w:t>
+      </w:r>
+      <w:r>
+        <w:rPr>
+          <w:rFonts w:hint="eastAsia"/>
+        </w:rPr>
+        <w:t>版本时取最新代码编译驱动，</w:t>
+      </w:r>
+      <w:r>
+        <w:rPr>
+          <w:rFonts w:hint="eastAsia"/>
+        </w:rPr>
+        <w:t>release</w:t>
+      </w:r>
+      <w:r>
+        <w:rPr>
+          <w:rFonts w:hint="eastAsia"/>
+        </w:rPr>
+        <w:t>取当前分支最新归档版本驱动；</w:t>
+      </w:r>
+      <w:r>
+        <w:rPr>
+          <w:rFonts w:hint="eastAsia"/>
+        </w:rPr>
+        <w:t>CI</w:t>
+      </w:r>
+      <w:r>
+        <w:rPr>
+          <w:rFonts w:hint="eastAsia"/>
+        </w:rPr>
+        <w:t>上提供配置选项，可以配置</w:t>
+      </w:r>
+      <w:r>
+        <w:rPr>
+          <w:rFonts w:hint="eastAsia"/>
+        </w:rPr>
+        <w:t>debug</w:t>
+      </w:r>
+      <w:r>
+        <w:rPr>
+          <w:rFonts w:hint="eastAsia"/>
+        </w:rPr>
+        <w:t>、取归档版驱动、指定</w:t>
+      </w:r>
+      <w:r>
+        <w:rPr>
+          <w:rFonts w:hint="eastAsia"/>
+        </w:rPr>
+        <w:t>SDB</w:t>
+      </w:r>
+      <w:r>
+        <w:rPr>
+          <w:rFonts w:hint="eastAsia"/>
+        </w:rPr>
+        <w:t>归档版本号</w:t>
+      </w:r>
+      <w:r>
+        <w:rPr>
+          <w:rFonts w:hint="eastAsia"/>
+        </w:rPr>
+        <w:t>)</w:t>
       </w:r>
     </w:p>
     <w:p>

--- a/internal_doc/03.开发设计/CI/CI支持mysql编译run包.docx
+++ b/internal_doc/03.开发设计/CI/CI支持mysql编译run包.docx
@@ -3362,6 +3362,12 @@
             <w:pPr>
               <w:ind w:left="0"/>
             </w:pPr>
+            <w:r>
+              <w:rPr>
+                <w:rFonts w:hint="eastAsia"/>
+              </w:rPr>
+              <w:t>1</w:t>
+            </w:r>
           </w:p>
         </w:tc>
         <w:tc>
@@ -3372,6 +3378,21 @@
             <w:pPr>
               <w:ind w:left="0"/>
             </w:pPr>
+            <w:r>
+              <w:t>M</w:t>
+            </w:r>
+            <w:r>
+              <w:rPr>
+                <w:rFonts w:hint="eastAsia"/>
+              </w:rPr>
+              <w:t>ysql</w:t>
+            </w:r>
+            <w:r>
+              <w:rPr>
+                <w:rFonts w:hint="eastAsia"/>
+              </w:rPr>
+              <w:t>部分文件中依赖编译路径</w:t>
+            </w:r>
           </w:p>
         </w:tc>
         <w:tc>
@@ -3382,6 +3403,12 @@
             <w:pPr>
               <w:ind w:left="0"/>
             </w:pPr>
+            <w:r>
+              <w:rPr>
+                <w:rFonts w:hint="eastAsia"/>
+              </w:rPr>
+              <w:t>编译产物部分文件中路径为编译路径，当指定非默认路径安装时存在隐藏问题</w:t>
+            </w:r>
           </w:p>
         </w:tc>
         <w:tc>
